--- a/docs/specs/006-validacion-pitch-entrega/materiales/entregables/IstpetDev-Entregable-6-Modelo-de-negocio.docx
+++ b/docs/specs/006-validacion-pitch-entrega/materiales/entregables/IstpetDev-Entregable-6-Modelo-de-negocio.docx
@@ -1604,7 +1604,7 @@
                 <w:color w:val="2D3748"/>
                 <w:sz w:val="19"/>
               </w:rPr>
-              <w:t>Simulación de 90 días: 9,8 % menos costo de transporte que el calendario fijo</w:t>
+              <w:t>Simulación de 90 días en Quito: IstpetDev gasta menos que la política reactiva y más que el calendario fijo semanal</w:t>
             </w:r>
           </w:p>
         </w:tc>
@@ -1620,7 +1620,7 @@
                 <w:color w:val="2D3748"/>
                 <w:sz w:val="19"/>
               </w:rPr>
-              <w:t>Sintética; no es ahorro observado ni ROI</w:t>
+              <w:t>Sintética; no demuestra ahorro. El efecto sobre quiebres se mide en el piloto</w:t>
             </w:r>
           </w:p>
         </w:tc>
@@ -1641,7 +1641,7 @@
                 <w:color w:val="2D3748"/>
                 <w:sz w:val="19"/>
               </w:rPr>
-              <w:t>Comparación A/B/C: la opción recomendada cuesta 4,3 % menos que la propia con críticos primero</w:t>
+              <w:t>Comparación A/B/C: la opción recomendada cuesta 4,3 % menos que la propia con críticos primero (USD 2,99)</w:t>
             </w:r>
           </w:p>
         </w:tc>
@@ -1657,7 +1657,7 @@
                 <w:color w:val="2D3748"/>
                 <w:sz w:val="19"/>
               </w:rPr>
-              <w:t>Ensayo técnico sobre un escenario sintético</w:t>
+              <w:t>Una sola corrida técnica sobre un escenario sintético</w:t>
             </w:r>
           </w:p>
         </w:tc>
